--- a/public/templates/ket-qua-thncd/M164. Bia ho so giup do nguoi chap hanh xong hinh phat tu.docx
+++ b/public/templates/ket-qua-thncd/M164. Bia ho so giup do nguoi chap hanh xong hinh phat tu.docx
@@ -1,18 +1,18 @@
 
 <file path=word/document.xml><?xml version="1.0" encoding="utf-8"?>
-<w:document xmlns:wpc="http://schemas.microsoft.com/office/word/2010/wordprocessingCanvas" xmlns:cx="http://schemas.microsoft.com/office/drawing/2014/chartex" xmlns:mc="http://schemas.openxmlformats.org/markup-compatibility/2006" xmlns:o="urn:schemas-microsoft-com:office:office" xmlns:r="http://schemas.openxmlformats.org/officeDocument/2006/relationships" xmlns:m="http://schemas.openxmlformats.org/officeDocument/2006/math" xmlns:v="urn:schemas-microsoft-com:vml" xmlns:wp14="http://schemas.microsoft.com/office/word/2010/wordprocessingDrawing" xmlns:wp="http://schemas.openxmlformats.org/drawingml/2006/wordprocessingDrawing" xmlns:w10="urn:schemas-microsoft-com:office:word" xmlns:w="http://schemas.openxmlformats.org/wordprocessingml/2006/main" xmlns:w14="http://schemas.microsoft.com/office/word/2010/wordml" xmlns:w15="http://schemas.microsoft.com/office/word/2012/wordml" xmlns:w16se="http://schemas.microsoft.com/office/word/2015/wordml/symex" xmlns:wpg="http://schemas.microsoft.com/office/word/2010/wordprocessingGroup" xmlns:wpi="http://schemas.microsoft.com/office/word/2010/wordprocessingInk" xmlns:wne="http://schemas.microsoft.com/office/word/2006/wordml" xmlns:wps="http://schemas.microsoft.com/office/word/2010/wordprocessingShape" mc:Ignorable="w14 w15 w16se wp14">
+<w:document xmlns:wpc="http://schemas.microsoft.com/office/word/2010/wordprocessingCanvas" xmlns:cx="http://schemas.microsoft.com/office/drawing/2014/chartex" xmlns:cx1="http://schemas.microsoft.com/office/drawing/2015/9/8/chartex" xmlns:cx2="http://schemas.microsoft.com/office/drawing/2015/10/21/chartex" xmlns:cx3="http://schemas.microsoft.com/office/drawing/2016/5/9/chartex" xmlns:cx4="http://schemas.microsoft.com/office/drawing/2016/5/10/chartex" xmlns:cx5="http://schemas.microsoft.com/office/drawing/2016/5/11/chartex" xmlns:cx6="http://schemas.microsoft.com/office/drawing/2016/5/12/chartex" xmlns:cx7="http://schemas.microsoft.com/office/drawing/2016/5/13/chartex" xmlns:cx8="http://schemas.microsoft.com/office/drawing/2016/5/14/chartex" xmlns:mc="http://schemas.openxmlformats.org/markup-compatibility/2006" xmlns:aink="http://schemas.microsoft.com/office/drawing/2016/ink" xmlns:am3d="http://schemas.microsoft.com/office/drawing/2017/model3d" xmlns:o="urn:schemas-microsoft-com:office:office" xmlns:oel="http://schemas.microsoft.com/office/2019/extlst" xmlns:r="http://schemas.openxmlformats.org/officeDocument/2006/relationships" xmlns:m="http://schemas.openxmlformats.org/officeDocument/2006/math" xmlns:v="urn:schemas-microsoft-com:vml" xmlns:wp14="http://schemas.microsoft.com/office/word/2010/wordprocessingDrawing" xmlns:wp="http://schemas.openxmlformats.org/drawingml/2006/wordprocessingDrawing" xmlns:w10="urn:schemas-microsoft-com:office:word" xmlns:w="http://schemas.openxmlformats.org/wordprocessingml/2006/main" xmlns:w14="http://schemas.microsoft.com/office/word/2010/wordml" xmlns:w15="http://schemas.microsoft.com/office/word/2012/wordml" xmlns:w16cex="http://schemas.microsoft.com/office/word/2018/wordml/cex" xmlns:w16cid="http://schemas.microsoft.com/office/word/2016/wordml/cid" xmlns:w16="http://schemas.microsoft.com/office/word/2018/wordml" xmlns:w16du="http://schemas.microsoft.com/office/word/2023/wordml/word16du" xmlns:w16sdtdh="http://schemas.microsoft.com/office/word/2020/wordml/sdtdatahash" xmlns:w16sdtfl="http://schemas.microsoft.com/office/word/2024/wordml/sdtformatlock" xmlns:w16se="http://schemas.microsoft.com/office/word/2015/wordml/symex" xmlns:wpg="http://schemas.microsoft.com/office/word/2010/wordprocessingGroup" xmlns:wpi="http://schemas.microsoft.com/office/word/2010/wordprocessingInk" xmlns:wne="http://schemas.microsoft.com/office/word/2006/wordml" xmlns:wps="http://schemas.microsoft.com/office/word/2010/wordprocessingShape" mc:Ignorable="w14 w15 w16se w16cid w16 w16cex w16sdtdh w16sdtfl w16du wp14">
   <w:body>
     <w:p>
       <w:r>
         <w:rPr>
           <w:noProof/>
         </w:rPr>
-        <w:pict>
+        <w:pict w14:anchorId="086C67C9">
           <v:shapetype id="_x0000_t202" coordsize="21600,21600" o:spt="202" path="m,l,21600r21600,l21600,xe">
             <v:stroke joinstyle="miter"/>
             <v:path gradientshapeok="t" o:connecttype="rect"/>
           </v:shapetype>
-          <v:shape id="_x0000_s1041" type="#_x0000_t202" style="position:absolute;margin-left:416.15pt;margin-top:1.05pt;width:117.6pt;height:32.6pt;z-index:251657728" filled="f" stroked="f">
+          <v:shape id="_x0000_s1041" type="#_x0000_t202" style="position:absolute;margin-left:416.15pt;margin-top:1.05pt;width:117.6pt;height:32.6pt;z-index:3" filled="f" stroked="f">
             <v:textbox style="mso-next-textbox:#_x0000_s1041" inset="0,0,0,0">
               <w:txbxContent>
                 <w:p>
@@ -140,8 +140,8 @@
         <w:rPr>
           <w:noProof/>
         </w:rPr>
-        <w:pict>
-          <v:shape id="_x0000_s1029" type="#_x0000_t202" style="position:absolute;margin-left:0;margin-top:-5.7pt;width:539pt;height:729.95pt;z-index:251655680" strokeweight="4.5pt">
+        <w:pict w14:anchorId="41D63986">
+          <v:shape id="_x0000_s1029" type="#_x0000_t202" style="position:absolute;margin-left:0;margin-top:-5.7pt;width:539pt;height:729.95pt;z-index:1" strokeweight="4.5pt">
             <v:stroke linestyle="thickThin"/>
             <v:textbox style="mso-next-textbox:#_x0000_s1029">
               <w:txbxContent>
@@ -270,14 +270,110 @@
                     <w:spacing w:before="180"/>
                     <w:jc w:val="center"/>
                     <w:rPr>
+                      <w:sz w:val="32"/>
+                      <w:szCs w:val="32"/>
+                    </w:rPr>
+                  </w:pPr>
+                  <w:r>
+                    <w:rPr>
+                      <w:sz w:val="32"/>
+                      <w:szCs w:val="32"/>
+                    </w:rPr>
+                    <w:t>CÔNG AN THÀNH PHỐ ĐỒNG NAI</w:t>
+                  </w:r>
+                  <w:r>
+                    <w:rPr>
+                      <w:sz w:val="32"/>
+                      <w:szCs w:val="32"/>
+                    </w:rPr>
+                    <w:t xml:space="preserve"> </w:t>
+                  </w:r>
+                  <w:r>
+                    <w:rPr>
+                      <w:sz w:val="32"/>
+                      <w:szCs w:val="32"/>
+                      <w:vertAlign w:val="superscript"/>
+                    </w:rPr>
+                    <w:t>(1)</w:t>
+                  </w:r>
+                </w:p>
+                <w:p>
+                  <w:pPr>
+                    <w:jc w:val="center"/>
+                    <w:rPr>
+                      <w:sz w:val="32"/>
+                      <w:szCs w:val="32"/>
+                    </w:rPr>
+                  </w:pPr>
+                  <w:r>
+                    <w:rPr>
+                      <w:b/>
+                      <w:bCs/>
+                      <w:sz w:val="32"/>
+                      <w:szCs w:val="32"/>
+                    </w:rPr>
+                    <w:t>CÔNG AN PHƯỜNG HÀNG GÒN</w:t>
+                  </w:r>
+                  <w:r>
+                    <w:rPr>
+                      <w:sz w:val="32"/>
+                      <w:szCs w:val="32"/>
+                    </w:rPr>
+                    <w:t xml:space="preserve"> </w:t>
+                  </w:r>
+                  <w:r>
+                    <w:rPr>
+                      <w:sz w:val="32"/>
+                      <w:szCs w:val="32"/>
+                      <w:vertAlign w:val="superscript"/>
+                    </w:rPr>
+                    <w:t>(2)</w:t>
+                  </w:r>
+                </w:p>
+                <w:p>
+                  <w:pPr>
+                    <w:jc w:val="center"/>
+                    <w:rPr>
+                      <w:b/>
                       <w:sz w:val="18"/>
                     </w:rPr>
                   </w:pPr>
+                </w:p>
+                <w:p>
+                  <w:pPr>
+                    <w:spacing w:after="120"/>
+                    <w:jc w:val="center"/>
+                    <w:rPr>
+                      <w:sz w:val="26"/>
+                    </w:rPr>
+                  </w:pPr>
+                  <w:r>
+                    <w:rPr>
+                      <w:sz w:val="26"/>
+                    </w:rPr>
+                    <w:t>SỐ HỒ SƠ</w:t>
+                  </w:r>
+                </w:p>
+                <w:p>
+                  <w:pPr>
+                    <w:spacing w:before="120" w:after="120"/>
+                    <w:jc w:val="center"/>
+                    <w:rPr>
+                      <w:sz w:val="20"/>
+                      <w:szCs w:val="52"/>
+                    </w:rPr>
+                  </w:pPr>
                   <w:r>
                     <w:rPr>
                       <w:sz w:val="18"/>
                     </w:rPr>
-                    <w:t xml:space="preserve">................................................................................................................................ </w:t>
+                    <w:t>..........................................................................................</w:t>
+                  </w:r>
+                  <w:r>
+                    <w:rPr>
+                      <w:sz w:val="18"/>
+                    </w:rPr>
+                    <w:t xml:space="preserve"> </w:t>
                   </w:r>
                   <w:r>
                     <w:rPr>
@@ -285,29 +381,46 @@
                       <w:szCs w:val="26"/>
                       <w:vertAlign w:val="superscript"/>
                     </w:rPr>
-                    <w:t>(1)</w:t>
-                  </w:r>
-                </w:p>
-                <w:p>
-                  <w:pPr>
+                    <w:t>(3)</w:t>
+                  </w:r>
+                </w:p>
+                <w:p>
+                  <w:pPr>
+                    <w:spacing w:before="180"/>
                     <w:jc w:val="center"/>
+                  </w:pPr>
+                  <w:r>
+                    <w:t xml:space="preserve">Ngày lập hồ sơ: </w:t>
+                  </w:r>
+                  <w:r>
                     <w:rPr>
                       <w:sz w:val="18"/>
                     </w:rPr>
-                  </w:pPr>
-                </w:p>
-                <w:p>
-                  <w:pPr>
-                    <w:jc w:val="center"/>
+                    <w:t>.............</w:t>
+                  </w:r>
+                  <w:r>
+                    <w:t>/</w:t>
+                  </w:r>
+                  <w:r>
                     <w:rPr>
                       <w:sz w:val="18"/>
                     </w:rPr>
-                  </w:pPr>
+                    <w:t>.............</w:t>
+                  </w:r>
+                  <w:r>
+                    <w:t>/</w:t>
+                  </w:r>
                   <w:r>
                     <w:rPr>
                       <w:sz w:val="18"/>
                     </w:rPr>
-                    <w:t xml:space="preserve">................................................................................................................................ </w:t>
+                    <w:t>.....................</w:t>
+                  </w:r>
+                  <w:r>
+                    <w:rPr>
+                      <w:sz w:val="18"/>
+                    </w:rPr>
+                    <w:t xml:space="preserve"> </w:t>
                   </w:r>
                   <w:r>
                     <w:rPr>
@@ -315,31 +428,7 @@
                       <w:szCs w:val="26"/>
                       <w:vertAlign w:val="superscript"/>
                     </w:rPr>
-                    <w:t>(2)</w:t>
-                  </w:r>
-                </w:p>
-                <w:p>
-                  <w:pPr>
-                    <w:jc w:val="center"/>
-                    <w:rPr>
-                      <w:b/>
-                      <w:sz w:val="18"/>
-                    </w:rPr>
-                  </w:pPr>
-                </w:p>
-                <w:p>
-                  <w:pPr>
-                    <w:spacing w:after="120"/>
-                    <w:jc w:val="center"/>
-                    <w:rPr>
-                      <w:sz w:val="26"/>
-                    </w:rPr>
-                  </w:pPr>
-                  <w:r>
-                    <w:rPr>
-                      <w:sz w:val="26"/>
-                    </w:rPr>
-                    <w:t>SỐ HỒ SƠ</w:t>
+                    <w:t>(4)</w:t>
                   </w:r>
                 </w:p>
                 <w:p>
@@ -347,21 +436,130 @@
                     <w:spacing w:before="120" w:after="120"/>
                     <w:jc w:val="center"/>
                     <w:rPr>
-                      <w:sz w:val="20"/>
+                      <w:sz w:val="26"/>
+                    </w:rPr>
+                  </w:pPr>
+                </w:p>
+                <w:p>
+                  <w:pPr>
+                    <w:pStyle w:val="Heading1"/>
+                    <w:spacing w:before="120"/>
+                    <w:rPr>
+                      <w:rFonts w:ascii="Times New Roman Bold" w:hAnsi="Times New Roman Bold"/>
+                      <w:sz w:val="36"/>
                       <w:szCs w:val="52"/>
                     </w:rPr>
                   </w:pPr>
                   <w:r>
                     <w:rPr>
+                      <w:rFonts w:ascii="Times New Roman Bold" w:hAnsi="Times New Roman Bold"/>
+                      <w:sz w:val="60"/>
+                      <w:szCs w:val="52"/>
+                    </w:rPr>
+                    <w:t xml:space="preserve">HỒ SƠ </w:t>
+                  </w:r>
+                </w:p>
+                <w:p>
+                  <w:pPr>
+                    <w:pStyle w:val="Heading1"/>
+                    <w:rPr>
+                      <w:rFonts w:ascii="Times New Roman Bold" w:hAnsi="Times New Roman Bold"/>
+                      <w:sz w:val="32"/>
+                      <w:szCs w:val="52"/>
+                    </w:rPr>
+                  </w:pPr>
+                  <w:r>
+                    <w:rPr>
+                      <w:rFonts w:ascii="Times New Roman Bold" w:hAnsi="Times New Roman Bold"/>
+                      <w:sz w:val="32"/>
+                      <w:szCs w:val="52"/>
+                    </w:rPr>
+                    <w:t xml:space="preserve">GIÚP ĐỠ </w:t>
+                  </w:r>
+                  <w:r>
+                    <w:rPr>
+                      <w:rFonts w:ascii="Times New Roman Bold" w:hAnsi="Times New Roman Bold"/>
+                      <w:sz w:val="32"/>
+                      <w:szCs w:val="52"/>
+                    </w:rPr>
+                    <w:t xml:space="preserve">NGƯỜI </w:t>
+                  </w:r>
+                  <w:r>
+                    <w:rPr>
+                      <w:rFonts w:ascii="Times New Roman Bold" w:hAnsi="Times New Roman Bold"/>
+                      <w:sz w:val="32"/>
+                      <w:szCs w:val="52"/>
+                    </w:rPr>
+                    <w:t xml:space="preserve">CHẤP HÀNH XONG </w:t>
+                  </w:r>
+                  <w:r>
+                    <w:rPr>
+                      <w:rFonts w:ascii="Times New Roman Bold" w:hAnsi="Times New Roman Bold"/>
+                      <w:sz w:val="32"/>
+                      <w:szCs w:val="52"/>
+                    </w:rPr>
+                    <w:t xml:space="preserve">HÌNH </w:t>
+                  </w:r>
+                  <w:r>
+                    <w:rPr>
+                      <w:rFonts w:ascii="Times New Roman Bold" w:hAnsi="Times New Roman Bold"/>
+                      <w:sz w:val="32"/>
+                      <w:szCs w:val="52"/>
+                    </w:rPr>
+                    <w:t>PHẠT TÙ</w:t>
+                  </w:r>
+                  <w:r>
+                    <w:rPr>
+                      <w:rFonts w:ascii="Times New Roman Bold" w:hAnsi="Times New Roman Bold"/>
+                      <w:sz w:val="32"/>
+                      <w:szCs w:val="52"/>
+                    </w:rPr>
+                    <w:t xml:space="preserve"> </w:t>
+                  </w:r>
+                </w:p>
+                <w:p>
+                  <w:pPr>
+                    <w:pStyle w:val="Heading1"/>
+                    <w:rPr>
+                      <w:rFonts w:ascii="Times New Roman Bold" w:hAnsi="Times New Roman Bold"/>
+                      <w:sz w:val="32"/>
+                      <w:szCs w:val="52"/>
+                    </w:rPr>
+                  </w:pPr>
+                  <w:r>
+                    <w:rPr>
+                      <w:rFonts w:ascii="Times New Roman Bold" w:hAnsi="Times New Roman Bold"/>
+                      <w:sz w:val="32"/>
+                      <w:szCs w:val="52"/>
+                    </w:rPr>
+                    <w:t>TÁI HÒA NHẬP CỘNG ĐỒNG</w:t>
+                  </w:r>
+                </w:p>
+                <w:p/>
+                <w:p>
+                  <w:pPr>
+                    <w:spacing w:before="80" w:after="80" w:line="360" w:lineRule="auto"/>
+                    <w:ind w:firstLine="170"/>
+                    <w:jc w:val="both"/>
+                    <w:rPr>
                       <w:sz w:val="18"/>
                     </w:rPr>
-                    <w:t>..........................................................................................</w:t>
-                  </w:r>
-                  <w:r>
-                    <w:rPr>
-                      <w:sz w:val="18"/>
-                    </w:rPr>
-                    <w:t xml:space="preserve"> </w:t>
+                  </w:pPr>
+                  <w:r>
+                    <w:t>Họ tên:</w:t>
+                  </w:r>
+                  <w:r>
+                    <w:rPr>
+                      <w:highlight w:val="yellow"/>
+                    </w:rPr>
+                    <w:t xml:space="preserve"> {HOTEN</w:t>
+                  </w:r>
+                  <w:proofErr w:type="gramStart"/>
+                  <w:r>
+                    <w:rPr>
+                      <w:highlight w:val="yellow"/>
+                    </w:rPr>
+                    <w:t>}</w:t>
                   </w:r>
                   <w:r>
                     <w:rPr>
@@ -369,202 +567,79 @@
                       <w:szCs w:val="26"/>
                       <w:vertAlign w:val="superscript"/>
                     </w:rPr>
-                    <w:t>(3)</w:t>
-                  </w:r>
-                </w:p>
-                <w:p>
-                  <w:pPr>
-                    <w:spacing w:before="180"/>
-                    <w:jc w:val="center"/>
-                  </w:pPr>
-                  <w:r>
-                    <w:t xml:space="preserve">Ngày lập hồ sơ: </w:t>
-                  </w:r>
-                  <w:r>
-                    <w:rPr>
-                      <w:sz w:val="18"/>
-                    </w:rPr>
-                    <w:t>.............</w:t>
-                  </w:r>
-                  <w:r>
-                    <w:t>/</w:t>
-                  </w:r>
-                  <w:r>
-                    <w:rPr>
-                      <w:sz w:val="18"/>
-                    </w:rPr>
-                    <w:t>.............</w:t>
-                  </w:r>
-                  <w:r>
-                    <w:t>/</w:t>
-                  </w:r>
-                  <w:r>
-                    <w:rPr>
-                      <w:sz w:val="18"/>
-                    </w:rPr>
-                    <w:t>.....................</w:t>
-                  </w:r>
-                  <w:r>
-                    <w:rPr>
-                      <w:sz w:val="18"/>
-                    </w:rPr>
-                    <w:t xml:space="preserve"> </w:t>
-                  </w:r>
+                    <w:t>(</w:t>
+                  </w:r>
+                  <w:proofErr w:type="gramEnd"/>
                   <w:r>
                     <w:rPr>
                       <w:sz w:val="26"/>
                       <w:szCs w:val="26"/>
                       <w:vertAlign w:val="superscript"/>
                     </w:rPr>
-                    <w:t>(4)</w:t>
-                  </w:r>
-                </w:p>
-                <w:p>
-                  <w:pPr>
-                    <w:spacing w:before="120" w:after="120"/>
-                    <w:jc w:val="center"/>
+                    <w:t>5)</w:t>
+                  </w:r>
+                  <w:r>
+                    <w:t>; Giới tính:</w:t>
+                  </w:r>
+                  <w:r>
+                    <w:rPr>
+                      <w:highlight w:val="yellow"/>
+                    </w:rPr>
+                    <w:t xml:space="preserve"> {GIOITINH</w:t>
+                  </w:r>
+                  <w:proofErr w:type="gramStart"/>
+                  <w:r>
+                    <w:rPr>
+                      <w:highlight w:val="yellow"/>
+                    </w:rPr>
+                    <w:t>}</w:t>
+                  </w:r>
+                  <w:r>
                     <w:rPr>
                       <w:sz w:val="26"/>
-                    </w:rPr>
-                  </w:pPr>
-                </w:p>
-                <w:p>
-                  <w:pPr>
-                    <w:pStyle w:val="Heading1"/>
-                    <w:spacing w:before="120"/>
-                    <w:rPr>
-                      <w:rFonts w:ascii="Times New Roman Bold" w:hAnsi="Times New Roman Bold"/>
-                      <w:sz w:val="36"/>
-                      <w:szCs w:val="52"/>
-                    </w:rPr>
-                  </w:pPr>
-                  <w:r>
-                    <w:rPr>
-                      <w:rFonts w:ascii="Times New Roman Bold" w:hAnsi="Times New Roman Bold"/>
-                      <w:sz w:val="60"/>
-                      <w:szCs w:val="52"/>
-                    </w:rPr>
-                    <w:t xml:space="preserve">HỒ SƠ </w:t>
-                  </w:r>
-                </w:p>
-                <w:p>
-                  <w:pPr>
-                    <w:pStyle w:val="Heading1"/>
-                    <w:rPr>
-                      <w:rFonts w:ascii="Times New Roman Bold" w:hAnsi="Times New Roman Bold"/>
-                      <w:sz w:val="32"/>
-                      <w:szCs w:val="52"/>
-                    </w:rPr>
-                  </w:pPr>
-                  <w:r>
-                    <w:rPr>
-                      <w:rFonts w:ascii="Times New Roman Bold" w:hAnsi="Times New Roman Bold"/>
-                      <w:sz w:val="32"/>
-                      <w:szCs w:val="52"/>
-                    </w:rPr>
-                    <w:t xml:space="preserve">GIÚP ĐỠ </w:t>
-                  </w:r>
-                  <w:r>
-                    <w:rPr>
-                      <w:rFonts w:ascii="Times New Roman Bold" w:hAnsi="Times New Roman Bold"/>
-                      <w:sz w:val="32"/>
-                      <w:szCs w:val="52"/>
-                    </w:rPr>
-                    <w:t xml:space="preserve">NGƯỜI </w:t>
-                  </w:r>
-                  <w:r>
-                    <w:rPr>
-                      <w:rFonts w:ascii="Times New Roman Bold" w:hAnsi="Times New Roman Bold"/>
-                      <w:sz w:val="32"/>
-                      <w:szCs w:val="52"/>
-                    </w:rPr>
-                    <w:t xml:space="preserve">CHẤP HÀNH XONG </w:t>
-                  </w:r>
-                  <w:r>
-                    <w:rPr>
-                      <w:rFonts w:ascii="Times New Roman Bold" w:hAnsi="Times New Roman Bold"/>
-                      <w:sz w:val="32"/>
-                      <w:szCs w:val="52"/>
-                    </w:rPr>
-                    <w:t xml:space="preserve">HÌNH </w:t>
-                  </w:r>
-                  <w:r>
-                    <w:rPr>
-                      <w:rFonts w:ascii="Times New Roman Bold" w:hAnsi="Times New Roman Bold"/>
-                      <w:sz w:val="32"/>
-                      <w:szCs w:val="52"/>
-                    </w:rPr>
-                    <w:t>PHẠT TÙ</w:t>
-                  </w:r>
-                  <w:r>
-                    <w:rPr>
-                      <w:rFonts w:ascii="Times New Roman Bold" w:hAnsi="Times New Roman Bold"/>
-                      <w:sz w:val="32"/>
-                      <w:szCs w:val="52"/>
-                    </w:rPr>
-                    <w:t xml:space="preserve"> </w:t>
-                  </w:r>
-                </w:p>
-                <w:p>
-                  <w:pPr>
-                    <w:pStyle w:val="Heading1"/>
-                    <w:rPr>
-                      <w:rFonts w:ascii="Times New Roman Bold" w:hAnsi="Times New Roman Bold"/>
-                      <w:sz w:val="32"/>
-                      <w:szCs w:val="52"/>
-                    </w:rPr>
-                  </w:pPr>
-                  <w:r>
-                    <w:rPr>
-                      <w:rFonts w:ascii="Times New Roman Bold" w:hAnsi="Times New Roman Bold"/>
-                      <w:sz w:val="32"/>
-                      <w:szCs w:val="52"/>
-                    </w:rPr>
-                    <w:t>TÁI HÒA NHẬP CỘNG ĐỒNG</w:t>
-                  </w:r>
-                </w:p>
-                <w:p/>
+                      <w:szCs w:val="26"/>
+                      <w:vertAlign w:val="superscript"/>
+                    </w:rPr>
+                    <w:t>(</w:t>
+                  </w:r>
+                  <w:proofErr w:type="gramEnd"/>
+                  <w:r>
+                    <w:rPr>
+                      <w:sz w:val="26"/>
+                      <w:szCs w:val="26"/>
+                      <w:vertAlign w:val="superscript"/>
+                    </w:rPr>
+                    <w:t>6)</w:t>
+                  </w:r>
+                </w:p>
                 <w:p>
                   <w:pPr>
                     <w:spacing w:before="80" w:after="80" w:line="360" w:lineRule="auto"/>
                     <w:ind w:firstLine="170"/>
                     <w:jc w:val="both"/>
-                    <w:rPr>
-                      <w:sz w:val="18"/>
-                    </w:rPr>
-                  </w:pPr>
-                  <w:r>
-                    <w:t xml:space="preserve">Họ tên:</w:t>
-                  </w:r>
-                  <w:r>
-                    <w:rPr>
+                  </w:pPr>
+                  <w:r>
+                    <w:t>Họ tên khác:</w:t>
+                  </w:r>
+                  <w:r>
+                    <w:rPr>
+                      <w:sz w:val="16"/>
                       <w:highlight w:val="yellow"/>
                     </w:rPr>
-                    <w:t xml:space="preserve"> {HOTEN}</w:t>
-                  </w:r>
-                  <w:r>
-                    <w:rPr>
-                      <w:sz w:val="18"/>
-                    </w:rPr>
-                    <w:t xml:space="preserve"/>
-                  </w:r>
-                  <w:r>
-                    <w:rPr>
-                      <w:sz w:val="18"/>
-                    </w:rPr>
-                    <w:t xml:space="preserve"/>
-                  </w:r>
-                  <w:r>
-                    <w:rPr>
-                      <w:sz w:val="18"/>
-                    </w:rPr>
-                    <w:t xml:space="preserve"/>
-                  </w:r>
-                  <w:r>
-                    <w:rPr>
-                      <w:sz w:val="18"/>
-                    </w:rPr>
-                    <w:t xml:space="preserve"/>
+                    <w:t xml:space="preserve"> </w:t>
+                  </w:r>
+                  <w:r>
+                    <w:rPr>
+                      <w:highlight w:val="yellow"/>
+                    </w:rPr>
+                    <w:t>{TENKHAC</w:t>
+                  </w:r>
+                  <w:proofErr w:type="gramStart"/>
+                  <w:r>
+                    <w:rPr>
+                      <w:highlight w:val="yellow"/>
+                    </w:rPr>
+                    <w:t>}</w:t>
                   </w:r>
                   <w:r>
                     <w:rPr>
@@ -572,30 +647,74 @@
                       <w:szCs w:val="26"/>
                       <w:vertAlign w:val="superscript"/>
                     </w:rPr>
-                    <w:t>(5)</w:t>
-                  </w:r>
-                  <w:r>
-                    <w:t xml:space="preserve">; Giới tính:</w:t>
-                  </w:r>
-                  <w:r>
-                    <w:rPr>
-                      <w:highlight w:val="yellow"/>
-                    </w:rPr>
-                    <w:t xml:space="preserve"> {GIOITINH}</w:t>
-                  </w:r>
-                  <w:r>
-                    <w:rPr>
-                      <w:sz w:val="18"/>
-                    </w:rPr>
-                    <w:t xml:space="preserve"/>
-                  </w:r>
+                    <w:t>(</w:t>
+                  </w:r>
+                  <w:proofErr w:type="gramEnd"/>
                   <w:r>
                     <w:rPr>
                       <w:sz w:val="26"/>
                       <w:szCs w:val="26"/>
                       <w:vertAlign w:val="superscript"/>
                     </w:rPr>
-                    <w:t>(6)</w:t>
+                    <w:t>7</w:t>
+                  </w:r>
+                  <w:proofErr w:type="gramStart"/>
+                  <w:r>
+                    <w:rPr>
+                      <w:sz w:val="26"/>
+                      <w:szCs w:val="26"/>
+                      <w:vertAlign w:val="superscript"/>
+                    </w:rPr>
+                    <w:t>)</w:t>
+                  </w:r>
+                  <w:r>
+                    <w:rPr>
+                      <w:sz w:val="16"/>
+                    </w:rPr>
+                    <w:t xml:space="preserve"> </w:t>
+                  </w:r>
+                  <w:r>
+                    <w:t>;</w:t>
+                  </w:r>
+                  <w:proofErr w:type="gramEnd"/>
+                  <w:r>
+                    <w:t xml:space="preserve"> Ngày sinh:</w:t>
+                  </w:r>
+                  <w:r>
+                    <w:rPr>
+                      <w:highlight w:val="yellow"/>
+                    </w:rPr>
+                    <w:t xml:space="preserve"> {NGAYSINH}/{THANGSINH}/{NAMSINH</w:t>
+                  </w:r>
+                  <w:proofErr w:type="gramStart"/>
+                  <w:r>
+                    <w:rPr>
+                      <w:highlight w:val="yellow"/>
+                    </w:rPr>
+                    <w:t>}</w:t>
+                  </w:r>
+                  <w:r>
+                    <w:rPr>
+                      <w:sz w:val="26"/>
+                      <w:szCs w:val="26"/>
+                      <w:vertAlign w:val="superscript"/>
+                    </w:rPr>
+                    <w:t>(</w:t>
+                  </w:r>
+                  <w:proofErr w:type="gramEnd"/>
+                  <w:r>
+                    <w:rPr>
+                      <w:sz w:val="26"/>
+                      <w:szCs w:val="26"/>
+                      <w:vertAlign w:val="superscript"/>
+                    </w:rPr>
+                    <w:t>8)</w:t>
+                  </w:r>
+                  <w:r>
+                    <w:rPr>
+                      <w:sz w:val="16"/>
+                    </w:rPr>
+                    <w:t xml:space="preserve"> </w:t>
                   </w:r>
                 </w:p>
                 <w:p>
@@ -603,34 +722,26 @@
                     <w:spacing w:before="80" w:after="80" w:line="360" w:lineRule="auto"/>
                     <w:ind w:firstLine="170"/>
                     <w:jc w:val="both"/>
-                  </w:pPr>
-                  <w:r>
-                    <w:t>Họ tên khác:</w:t>
-                  </w:r>
-                  <w:r>
-                    <w:rPr>
-                      <w:sz w:val="16"/>
-                    </w:rPr>
-                    <w:t xml:space="preserve"/>
-                  </w:r>
-                  <w:r>
-                    <w:rPr>
-                      <w:sz w:val="16"/>
+                    <w:rPr>
+                      <w:sz w:val="16"/>
+                    </w:rPr>
+                  </w:pPr>
+                  <w:r>
+                    <w:t xml:space="preserve">Nơi </w:t>
+                  </w:r>
+                  <w:r>
+                    <w:t>cư trú</w:t>
+                  </w:r>
+                  <w:r>
+                    <w:t xml:space="preserve">: </w:t>
+                  </w:r>
+                  <w:r>
+                    <w:rPr>
+                      <w:sz w:val="26"/>
+                      <w:szCs w:val="26"/>
                       <w:highlight w:val="yellow"/>
                     </w:rPr>
-                    <w:t xml:space="preserve"> {TENKHAC}</w:t>
-                  </w:r>
-                  <w:r>
-                    <w:rPr>
-                      <w:sz w:val="16"/>
-                    </w:rPr>
-                    <w:t xml:space="preserve"/>
-                  </w:r>
-                  <w:r>
-                    <w:rPr>
-                      <w:sz w:val="16"/>
-                    </w:rPr>
-                    <w:t xml:space="preserve"/>
+                    <w:t>{NOITHTRU}</w:t>
                   </w:r>
                   <w:r>
                     <w:rPr>
@@ -638,58 +749,7 @@
                       <w:szCs w:val="26"/>
                       <w:vertAlign w:val="superscript"/>
                     </w:rPr>
-                    <w:t>(7)</w:t>
-                  </w:r>
-                  <w:r>
-                    <w:rPr>
-                      <w:sz w:val="16"/>
-                    </w:rPr>
                     <w:t xml:space="preserve"> </w:t>
-                  </w:r>
-                  <w:r>
-                    <w:t xml:space="preserve">; Ngày sinh:</w:t>
-                  </w:r>
-                  <w:r>
-                    <w:rPr>
-                      <w:highlight w:val="yellow"/>
-                    </w:rPr>
-                    <w:t xml:space="preserve"> {NGAYSINH}/{THANGSINH}/{NAMSINH}</w:t>
-                  </w:r>
-                  <w:r>
-                    <w:rPr>
-                      <w:sz w:val="16"/>
-                    </w:rPr>
-                    <w:t xml:space="preserve"/>
-                  </w:r>
-                  <w:r>
-                    <w:t xml:space="preserve"/>
-                  </w:r>
-                  <w:r>
-                    <w:rPr>
-                      <w:sz w:val="16"/>
-                    </w:rPr>
-                    <w:t xml:space="preserve"/>
-                  </w:r>
-                  <w:r>
-                    <w:t xml:space="preserve"/>
-                  </w:r>
-                  <w:r>
-                    <w:rPr>
-                      <w:sz w:val="16"/>
-                    </w:rPr>
-                    <w:t xml:space="preserve"/>
-                  </w:r>
-                  <w:r>
-                    <w:rPr>
-                      <w:sz w:val="16"/>
-                    </w:rPr>
-                    <w:t xml:space="preserve"/>
-                  </w:r>
-                  <w:r>
-                    <w:rPr>
-                      <w:sz w:val="16"/>
-                    </w:rPr>
-                    <w:t xml:space="preserve"/>
                   </w:r>
                   <w:r>
                     <w:rPr>
@@ -697,50 +757,100 @@
                       <w:szCs w:val="26"/>
                       <w:vertAlign w:val="superscript"/>
                     </w:rPr>
-                    <w:t>(8)</w:t>
-                  </w:r>
-                  <w:r>
-                    <w:rPr>
-                      <w:sz w:val="16"/>
-                    </w:rPr>
-                    <w:t xml:space="preserve"> </w:t>
+                    <w:t>(9)</w:t>
                   </w:r>
                 </w:p>
                 <w:p>
                   <w:pPr>
                     <w:spacing w:before="80" w:after="80" w:line="360" w:lineRule="auto"/>
                     <w:ind w:firstLine="170"/>
-                    <w:jc w:val="both"/>
-                    <w:rPr>
-                      <w:sz w:val="16"/>
-                    </w:rPr>
-                  </w:pPr>
-                  <w:r>
-                    <w:t xml:space="preserve">Nơi </w:t>
-                  </w:r>
-                  <w:r>
-                    <w:t>cư trú</w:t>
+                  </w:pPr>
+                  <w:r>
+                    <w:t>Số CC/CCCD/Hộ chiếu:</w:t>
+                  </w:r>
+                  <w:r>
+                    <w:rPr>
+                      <w:highlight w:val="yellow"/>
+                    </w:rPr>
+                    <w:t xml:space="preserve"> {CCCD}</w:t>
+                  </w:r>
+                  <w:r>
+                    <w:t>;</w:t>
+                  </w:r>
+                  <w:r>
+                    <w:t xml:space="preserve"> ngày cấp:</w:t>
+                  </w:r>
+                  <w:r>
+                    <w:rPr>
+                      <w:highlight w:val="yellow"/>
+                    </w:rPr>
+                    <w:t xml:space="preserve"> {NGAYCAP}/{THANGCAP}/{NAMCAP}</w:t>
+                  </w:r>
+                  <w:r>
+                    <w:t>;</w:t>
+                  </w:r>
+                  <w:r>
+                    <w:t xml:space="preserve"> nơi cấp:</w:t>
+                  </w:r>
+                  <w:r>
+                    <w:rPr>
+                      <w:highlight w:val="yellow"/>
+                    </w:rPr>
+                    <w:t xml:space="preserve"> {NOICAP}</w:t>
+                  </w:r>
+                </w:p>
+                <w:p>
+                  <w:pPr>
+                    <w:spacing w:before="80" w:after="80" w:line="360" w:lineRule="auto"/>
+                    <w:ind w:firstLine="170"/>
+                    <w:rPr>
+                      <w:sz w:val="16"/>
+                    </w:rPr>
+                  </w:pPr>
+                  <w:r>
+                    <w:t>Chấp hành xong án phạt</w:t>
+                  </w:r>
+                  <w:r>
+                    <w:t>/</w:t>
+                  </w:r>
+                  <w:r>
+                    <w:t>được đặc xá</w:t>
+                  </w:r>
+                  <w:r>
+                    <w:t xml:space="preserve"> t</w:t>
+                  </w:r>
+                  <w:r>
+                    <w:t>ừ</w:t>
+                  </w:r>
+                  <w:r>
+                    <w:t xml:space="preserve"> ngày</w:t>
                   </w:r>
                   <w:r>
                     <w:t xml:space="preserve">: </w:t>
                   </w:r>
                   <w:r>
                     <w:rPr>
-                      <w:sz w:val="16"/>
-                    </w:rPr>
-                    <w:t>...............................................................................................................................................................................................................</w:t>
-                  </w:r>
-                  <w:r>
-                    <w:rPr>
-                      <w:sz w:val="16"/>
-                    </w:rPr>
-                    <w:t>..........</w:t>
-                  </w:r>
-                  <w:r>
-                    <w:rPr>
-                      <w:sz w:val="16"/>
-                    </w:rPr>
-                    <w:t>.</w:t>
+                      <w:bCs/>
+                      <w:color w:val="000000"/>
+                      <w:sz w:val="20"/>
+                      <w:szCs w:val="20"/>
+                      <w:highlight w:val="yellow"/>
+                    </w:rPr>
+                    <w:t>{</w:t>
+                  </w:r>
+                  <w:r>
+                    <w:rPr>
+                      <w:sz w:val="26"/>
+                      <w:szCs w:val="26"/>
+                      <w:highlight w:val="yellow"/>
+                    </w:rPr>
+                    <w:t>NGAYCHXAPT}/{THANGCHXAPT}/{NAMCHXAPT}</w:t>
+                  </w:r>
+                  <w:r>
+                    <w:rPr>
+                      <w:sz w:val="16"/>
+                    </w:rPr>
+                    <w:t xml:space="preserve"> </w:t>
                   </w:r>
                   <w:r>
                     <w:rPr>
@@ -748,142 +858,53 @@
                       <w:szCs w:val="26"/>
                       <w:vertAlign w:val="superscript"/>
                     </w:rPr>
-                    <w:t>(9)</w:t>
+                    <w:t>(10)</w:t>
+                  </w:r>
+                  <w:r>
+                    <w:rPr>
+                      <w:sz w:val="16"/>
+                    </w:rPr>
+                    <w:t xml:space="preserve"> </w:t>
                   </w:r>
                 </w:p>
                 <w:p>
                   <w:pPr>
                     <w:spacing w:before="80" w:after="80" w:line="360" w:lineRule="auto"/>
                     <w:ind w:firstLine="170"/>
-                  </w:pPr>
-                  <w:r>
-                    <w:t xml:space="preserve">Số CC/CCCD/Hộ chiếu:</w:t>
-                  </w:r>
-                  <w:r>
-                    <w:rPr>
+                    <w:rPr>
+                      <w:sz w:val="16"/>
+                    </w:rPr>
+                  </w:pPr>
+                  <w:r>
+                    <w:rPr>
+                      <w:sz w:val="26"/>
+                      <w:szCs w:val="26"/>
+                    </w:rPr>
+                    <w:t>Tại</w:t>
+                  </w:r>
+                  <w:r>
+                    <w:t xml:space="preserve">: </w:t>
+                  </w:r>
+                  <w:r>
+                    <w:rPr>
+                      <w:bCs/>
+                      <w:color w:val="000000"/>
+                      <w:sz w:val="26"/>
+                      <w:szCs w:val="26"/>
                       <w:highlight w:val="yellow"/>
                     </w:rPr>
-                    <w:t xml:space="preserve"> {CCCD}</w:t>
-                  </w:r>
-                  <w:r>
-                    <w:rPr>
-                      <w:sz w:val="16"/>
-                    </w:rPr>
-                    <w:t xml:space="preserve"/>
-                  </w:r>
-                  <w:r>
-                    <w:t>;</w:t>
-                  </w:r>
-                  <w:r>
-                    <w:t xml:space="preserve"> ngày cấp:</w:t>
-                  </w:r>
-                  <w:r>
-                    <w:rPr>
+                    <w:t>{NOICAPGIAY</w:t>
+                  </w:r>
+                  <w:proofErr w:type="gramStart"/>
+                  <w:r>
+                    <w:rPr>
+                      <w:bCs/>
+                      <w:color w:val="000000"/>
+                      <w:sz w:val="26"/>
+                      <w:szCs w:val="26"/>
                       <w:highlight w:val="yellow"/>
                     </w:rPr>
-                    <w:t xml:space="preserve"> {NGAYCAP}/{THANGCAP}/{NAMCAP}</w:t>
-                  </w:r>
-                  <w:r>
-                    <w:rPr>
-                      <w:sz w:val="16"/>
-                    </w:rPr>
-                    <w:t xml:space="preserve"/>
-                  </w:r>
-                  <w:r>
-                    <w:t xml:space="preserve"/>
-                  </w:r>
-                  <w:r>
-                    <w:rPr>
-                      <w:sz w:val="16"/>
-                    </w:rPr>
-                    <w:t xml:space="preserve"/>
-                  </w:r>
-                  <w:r>
-                    <w:t xml:space="preserve"/>
-                  </w:r>
-                  <w:r>
-                    <w:rPr>
-                      <w:sz w:val="16"/>
-                    </w:rPr>
-                    <w:t xml:space="preserve"/>
-                  </w:r>
-                  <w:r>
-                    <w:t>;</w:t>
-                  </w:r>
-                  <w:r>
-                    <w:t xml:space="preserve"> nơi cấp:</w:t>
-                  </w:r>
-                  <w:r>
-                    <w:rPr>
-                      <w:highlight w:val="yellow"/>
-                    </w:rPr>
-                    <w:t xml:space="preserve"> {NOICAP}</w:t>
-                  </w:r>
-                  <w:r>
-                    <w:rPr>
-                      <w:sz w:val="16"/>
-                    </w:rPr>
-                    <w:t xml:space="preserve"/>
-                  </w:r>
-                </w:p>
-                <w:p>
-                  <w:pPr>
-                    <w:spacing w:before="80" w:after="80" w:line="360" w:lineRule="auto"/>
-                    <w:ind w:firstLine="170"/>
-                    <w:rPr>
-                      <w:sz w:val="16"/>
-                    </w:rPr>
-                  </w:pPr>
-                  <w:r>
-                    <w:t>Chấp hành xong án phạt</w:t>
-                  </w:r>
-                  <w:r>
-                    <w:t>/</w:t>
-                  </w:r>
-                  <w:r>
-                    <w:t>được đặc xá</w:t>
-                  </w:r>
-                  <w:r>
-                    <w:t xml:space="preserve"> t</w:t>
-                  </w:r>
-                  <w:r>
-                    <w:t>ừ</w:t>
-                  </w:r>
-                  <w:r>
-                    <w:t xml:space="preserve"> ngày</w:t>
-                  </w:r>
-                  <w:r>
-                    <w:t>:</w:t>
-                  </w:r>
-                  <w:r>
-                    <w:rPr>
-                      <w:sz w:val="16"/>
-                    </w:rPr>
-                    <w:t>...….....</w:t>
-                  </w:r>
-                  <w:r>
-                    <w:t>/</w:t>
-                  </w:r>
-                  <w:r>
-                    <w:rPr>
-                      <w:sz w:val="16"/>
-                    </w:rPr>
-                    <w:t>..............</w:t>
-                  </w:r>
-                  <w:r>
-                    <w:t xml:space="preserve"> /</w:t>
-                  </w:r>
-                  <w:r>
-                    <w:rPr>
-                      <w:sz w:val="16"/>
-                    </w:rPr>
-                    <w:t>.….....................</w:t>
-                  </w:r>
-                  <w:r>
-                    <w:rPr>
-                      <w:sz w:val="16"/>
-                    </w:rPr>
-                    <w:t xml:space="preserve"> </w:t>
+                    <w:t>}</w:t>
                   </w:r>
                   <w:r>
                     <w:rPr>
@@ -891,82 +912,16 @@
                       <w:szCs w:val="26"/>
                       <w:vertAlign w:val="superscript"/>
                     </w:rPr>
-                    <w:t>(10)</w:t>
-                  </w:r>
-                  <w:r>
-                    <w:rPr>
-                      <w:sz w:val="16"/>
-                    </w:rPr>
-                    <w:t xml:space="preserve"> </w:t>
-                  </w:r>
-                </w:p>
-                <w:p>
-                  <w:pPr>
-                    <w:spacing w:before="80" w:after="80" w:line="360" w:lineRule="auto"/>
-                    <w:ind w:firstLine="170"/>
-                    <w:rPr>
-                      <w:sz w:val="16"/>
-                    </w:rPr>
-                  </w:pPr>
-                  <w:r>
-                    <w:rPr>
-                      <w:sz w:val="26"/>
-                      <w:szCs w:val="26"/>
-                    </w:rPr>
-                    <w:t>Tại</w:t>
-                  </w:r>
-                  <w:r>
-                    <w:t xml:space="preserve">: </w:t>
-                  </w:r>
-                  <w:r>
-                    <w:rPr>
-                      <w:sz w:val="16"/>
-                    </w:rPr>
-                    <w:t>............................................................</w:t>
-                  </w:r>
-                  <w:r>
-                    <w:rPr>
-                      <w:sz w:val="16"/>
-                    </w:rPr>
-                    <w:t>.......</w:t>
-                  </w:r>
-                  <w:r>
-                    <w:rPr>
-                      <w:sz w:val="16"/>
-                    </w:rPr>
-                    <w:t>...................................................................................................</w:t>
-                  </w:r>
-                  <w:r>
-                    <w:rPr>
-                      <w:sz w:val="16"/>
-                    </w:rPr>
-                    <w:t>..….....................</w:t>
-                  </w:r>
-                  <w:r>
-                    <w:rPr>
-                      <w:sz w:val="16"/>
-                    </w:rPr>
-                    <w:t>...............</w:t>
-                  </w:r>
-                  <w:r>
-                    <w:rPr>
-                      <w:sz w:val="16"/>
-                    </w:rPr>
-                    <w:t>...........................</w:t>
-                  </w:r>
-                  <w:r>
-                    <w:rPr>
-                      <w:sz w:val="16"/>
-                    </w:rPr>
-                    <w:t>.</w:t>
-                  </w:r>
+                    <w:t>(</w:t>
+                  </w:r>
+                  <w:proofErr w:type="gramEnd"/>
                   <w:r>
                     <w:rPr>
                       <w:sz w:val="26"/>
                       <w:szCs w:val="26"/>
                       <w:vertAlign w:val="superscript"/>
                     </w:rPr>
-                    <w:t>(11)</w:t>
+                    <w:t>11)</w:t>
                   </w:r>
                 </w:p>
                 <w:p>
@@ -1560,8 +1515,8 @@
         <w:rPr>
           <w:noProof/>
         </w:rPr>
-        <w:pict>
-          <v:line id="_x0000_s1042" style="position:absolute;z-index:251658752" from="196.1pt,4.1pt" to="353.65pt,4.1pt"/>
+        <w:pict w14:anchorId="5269A9A9">
+          <v:line id="_x0000_s1042" style="position:absolute;z-index:4" from="196.1pt,4.1pt" to="353.65pt,4.1pt"/>
         </w:pict>
       </w:r>
     </w:p>
@@ -1582,8 +1537,8 @@
         <w:rPr>
           <w:noProof/>
         </w:rPr>
-        <w:pict>
-          <v:group id="_x0000_s1047" style="position:absolute;margin-left:-22.65pt;margin-top:22.4pt;width:12.25pt;height:236.15pt;z-index:251659776" coordorigin="245,6412" coordsize="245,4723">
+        <w:pict w14:anchorId="3A9EAC62">
+          <v:group id="_x0000_s1047" style="position:absolute;margin-left:-22.65pt;margin-top:22.4pt;width:12.25pt;height:236.15pt;z-index:5" coordorigin="245,6412" coordsize="245,4723">
             <v:shapetype id="_x0000_t23" coordsize="21600,21600" o:spt="23" adj="5400" path="m,10800qy10800,,21600,10800,10800,21600,,10800xm@0,10800qy10800@2@1,10800,10800@0@0,10800xe">
               <v:formulas>
                 <v:f eqn="val #0"/>
@@ -1609,8 +1564,8 @@
         <w:rPr>
           <w:noProof/>
         </w:rPr>
-        <w:pict>
-          <v:line id="_x0000_s1040" style="position:absolute;z-index:251656704" from="168.7pt,7.65pt" to="371.7pt,7.65pt" strokeweight="1.5pt"/>
+        <w:pict w14:anchorId="74480C55">
+          <v:line id="_x0000_s1040" style="position:absolute;z-index:2" from="168.7pt,7.65pt" to="371.7pt,7.65pt" strokeweight="1.5pt"/>
         </w:pict>
       </w:r>
     </w:p>
@@ -2308,8 +2263,20 @@
           <w:szCs w:val="24"/>
           <w:lang w:eastAsia="vi-VN"/>
         </w:rPr>
-        <w:t xml:space="preserve"> (viết chữ in hoa )</w:t>
-      </w:r>
+        <w:t xml:space="preserve"> (viết chữ in </w:t>
+      </w:r>
+      <w:proofErr w:type="gramStart"/>
+      <w:r>
+        <w:rPr>
+          <w:bCs/>
+          <w:iCs/>
+          <w:sz w:val="24"/>
+          <w:szCs w:val="24"/>
+          <w:lang w:eastAsia="vi-VN"/>
+        </w:rPr>
+        <w:t>hoa )</w:t>
+      </w:r>
+      <w:proofErr w:type="gramEnd"/>
       <w:r>
         <w:rPr>
           <w:bCs/>
@@ -2718,16 +2685,7 @@
           <w:sz w:val="24"/>
           <w:szCs w:val="24"/>
         </w:rPr>
-        <w:t xml:space="preserve">, </w:t>
-      </w:r>
-      <w:bookmarkStart w:id="0" w:name="_GoBack"/>
-      <w:bookmarkEnd w:id="0"/>
-      <w:r>
-        <w:rPr>
-          <w:sz w:val="24"/>
-          <w:szCs w:val="24"/>
-        </w:rPr>
-        <w:t>chứng nhận đặc xá.</w:t>
+        <w:t>, chứng nhận đặc xá.</w:t>
       </w:r>
     </w:p>
     <w:p>
@@ -2904,7 +2862,7 @@
 </file>
 
 <file path=word/styles.xml><?xml version="1.0" encoding="utf-8"?>
-<w:styles xmlns:mc="http://schemas.openxmlformats.org/markup-compatibility/2006" xmlns:r="http://schemas.openxmlformats.org/officeDocument/2006/relationships" xmlns:w="http://schemas.openxmlformats.org/wordprocessingml/2006/main" xmlns:w14="http://schemas.microsoft.com/office/word/2010/wordml" xmlns:w15="http://schemas.microsoft.com/office/word/2012/wordml" xmlns:w16se="http://schemas.microsoft.com/office/word/2015/wordml/symex" mc:Ignorable="w14 w15 w16se">
+<w:styles xmlns:mc="http://schemas.openxmlformats.org/markup-compatibility/2006" xmlns:r="http://schemas.openxmlformats.org/officeDocument/2006/relationships" xmlns:w="http://schemas.openxmlformats.org/wordprocessingml/2006/main" xmlns:w14="http://schemas.microsoft.com/office/word/2010/wordml" xmlns:w15="http://schemas.microsoft.com/office/word/2012/wordml" xmlns:w16cex="http://schemas.microsoft.com/office/word/2018/wordml/cex" xmlns:w16cid="http://schemas.microsoft.com/office/word/2016/wordml/cid" xmlns:w16="http://schemas.microsoft.com/office/word/2018/wordml" xmlns:w16du="http://schemas.microsoft.com/office/word/2023/wordml/word16du" xmlns:w16sdtdh="http://schemas.microsoft.com/office/word/2020/wordml/sdtdatahash" xmlns:w16sdtfl="http://schemas.microsoft.com/office/word/2024/wordml/sdtformatlock" xmlns:w16se="http://schemas.microsoft.com/office/word/2015/wordml/symex" mc:Ignorable="w14 w15 w16se w16cid w16 w16cex w16sdtdh w16sdtfl w16du">
   <w:docDefaults>
     <w:rPrDefault>
       <w:rPr>
@@ -2914,7 +2872,7 @@
     </w:rPrDefault>
     <w:pPrDefault/>
   </w:docDefaults>
-  <w:latentStyles w:defLockedState="0" w:defUIPriority="0" w:defSemiHidden="0" w:defUnhideWhenUsed="0" w:defQFormat="0" w:count="371">
+  <w:latentStyles w:defLockedState="0" w:defUIPriority="0" w:defSemiHidden="0" w:defUnhideWhenUsed="0" w:defQFormat="0" w:count="376">
     <w:lsdException w:name="Normal" w:qFormat="1"/>
     <w:lsdException w:name="heading 1" w:qFormat="1"/>
     <w:lsdException w:name="heading 2" w:semiHidden="1" w:unhideWhenUsed="1" w:qFormat="1"/>
@@ -3189,6 +3147,11 @@
     <w:lsdException w:name="List Table 5 Dark Accent 6" w:uiPriority="50"/>
     <w:lsdException w:name="List Table 6 Colorful Accent 6" w:uiPriority="51"/>
     <w:lsdException w:name="List Table 7 Colorful Accent 6" w:uiPriority="52"/>
+    <w:lsdException w:name="Mention" w:semiHidden="1" w:uiPriority="99" w:unhideWhenUsed="1"/>
+    <w:lsdException w:name="Smart Hyperlink" w:semiHidden="1" w:uiPriority="99" w:unhideWhenUsed="1"/>
+    <w:lsdException w:name="Hashtag" w:semiHidden="1" w:uiPriority="99" w:unhideWhenUsed="1"/>
+    <w:lsdException w:name="Unresolved Mention" w:semiHidden="1" w:uiPriority="99" w:unhideWhenUsed="1"/>
+    <w:lsdException w:name="Smart Link" w:semiHidden="1" w:uiPriority="99" w:unhideWhenUsed="1"/>
   </w:latentStyles>
   <w:style w:type="paragraph" w:default="1" w:styleId="Normal">
     <w:name w:val="Normal"/>
